--- a/corpus/docx/level-008/template.docx
+++ b/corpus/docx/level-008/template.docx
@@ -15,7 +15,10 @@
         <w:t xml:space="preserve">{</w:t>
       </w:r>
       <w:r>
-        <w:t xml:space="preserve">{</w:t>
+        <w:t xml:space="preserve">d</w:t>
+      </w:r>
+      <w:r>
+        <w:t xml:space="preserve">.</w:t>
       </w:r>
       <w:r>
         <w:t xml:space="preserve">t</w:t>
@@ -30,10 +33,7 @@
         <w:t xml:space="preserve">l</w:t>
       </w:r>
       <w:r>
-        <w:t xml:space="preserve">e</w:t>
-      </w:r>
-      <w:r>
-        <w:t xml:space="preserve">}}</w:t>
+        <w:t xml:space="preserve">e}</w:t>
       </w:r>
     </w:p>
     <w:p>
@@ -41,25 +41,25 @@
         <w:t xml:space="preserve">{</w:t>
       </w:r>
       <w:r>
-        <w:t xml:space="preserve">{c</w:t>
+        <w:t xml:space="preserve">d.</w:t>
       </w:r>
       <w:r>
-        <w:t xml:space="preserve">u</w:t>
+        <w:t xml:space="preserve">c</w:t>
       </w:r>
       <w:r>
-        <w:t xml:space="preserve">st</w:t>
+        <w:t xml:space="preserve">us</w:t>
       </w:r>
       <w:r>
-        <w:t xml:space="preserve">o</w:t>
+        <w:t xml:space="preserve">t</w:t>
       </w:r>
       <w:r>
-        <w:t xml:space="preserve">me</w:t>
+        <w:t xml:space="preserve">om</w:t>
       </w:r>
       <w:r>
-        <w:t xml:space="preserve">r</w:t>
+        <w:t xml:space="preserve">e</w:t>
       </w:r>
       <w:r>
-        <w:t xml:space="preserve">}}</w:t>
+        <w:t xml:space="preserve">r}</w:t>
       </w:r>
     </w:p>
     <w:p>
@@ -67,13 +67,16 @@
         <w:t xml:space="preserve">{</w:t>
       </w:r>
       <w:r>
-        <w:t xml:space="preserve">{</w:t>
+        <w:t xml:space="preserve">d</w:t>
       </w:r>
       <w:r>
-        <w:t xml:space="preserve">s</w:t>
+        <w:t xml:space="preserve">.</w:t>
       </w:r>
       <w:r>
-        <w:t xml:space="preserve">pa</w:t>
+        <w:t xml:space="preserve">sp</w:t>
+      </w:r>
+      <w:r>
+        <w:t xml:space="preserve">a</w:t>
       </w:r>
       <w:r>
         <w:t xml:space="preserve">c</w:t>
@@ -82,10 +85,7 @@
         <w:t xml:space="preserve">e</w:t>
       </w:r>
       <w:r>
-        <w:t xml:space="preserve">d</w:t>
-      </w:r>
-      <w:r>
-        <w:t xml:space="preserve">}}</w:t>
+        <w:t xml:space="preserve">d}</w:t>
       </w:r>
     </w:p>
     <w:p>
@@ -93,25 +93,25 @@
         <w:t xml:space="preserve">{</w:t>
       </w:r>
       <w:r>
-        <w:t xml:space="preserve">{</w:t>
+        <w:t xml:space="preserve">d</w:t>
       </w:r>
       <w:r>
-        <w:t xml:space="preserve">li</w:t>
+        <w:t xml:space="preserve">.l</w:t>
+      </w:r>
+      <w:r>
+        <w:t xml:space="preserve">i</w:t>
       </w:r>
       <w:r>
         <w:t xml:space="preserve">t</w:t>
       </w:r>
       <w:r>
-        <w:t xml:space="preserve">e</w:t>
+        <w:t xml:space="preserve">er</w:t>
       </w:r>
       <w:r>
-        <w:t xml:space="preserve">ra</w:t>
+        <w:t xml:space="preserve">a</w:t>
       </w:r>
       <w:r>
-        <w:t xml:space="preserve">l</w:t>
-      </w:r>
-      <w:r>
-        <w:t xml:space="preserve">}}</w:t>
+        <w:t xml:space="preserve">l}</w:t>
       </w:r>
     </w:p>
     <w:p>
@@ -119,7 +119,10 @@
         <w:t xml:space="preserve">{</w:t>
       </w:r>
       <w:r>
-        <w:t xml:space="preserve">{</w:t>
+        <w:t xml:space="preserve">d</w:t>
+      </w:r>
+      <w:r>
+        <w:t xml:space="preserve">.</w:t>
       </w:r>
       <w:r>
         <w:t xml:space="preserve">c</w:t>
@@ -134,10 +137,7 @@
         <w:t xml:space="preserve">n</w:t>
       </w:r>
       <w:r>
-        <w:t xml:space="preserve">t</w:t>
-      </w:r>
-      <w:r>
-        <w:t xml:space="preserve">}}</w:t>
+        <w:t xml:space="preserve">t}</w:t>
       </w:r>
     </w:p>
     <w:p>
@@ -145,25 +145,25 @@
         <w:t xml:space="preserve">{</w:t>
       </w:r>
       <w:r>
-        <w:t xml:space="preserve">{</w:t>
+        <w:t xml:space="preserve">d</w:t>
       </w:r>
       <w:r>
-        <w:t xml:space="preserve">en</w:t>
+        <w:t xml:space="preserve">.e</w:t>
+      </w:r>
+      <w:r>
+        <w:t xml:space="preserve">n</w:t>
       </w:r>
       <w:r>
         <w:t xml:space="preserve">a</w:t>
       </w:r>
       <w:r>
-        <w:t xml:space="preserve">b</w:t>
+        <w:t xml:space="preserve">bl</w:t>
       </w:r>
       <w:r>
-        <w:t xml:space="preserve">le</w:t>
+        <w:t xml:space="preserve">e</w:t>
       </w:r>
       <w:r>
-        <w:t xml:space="preserve">d</w:t>
-      </w:r>
-      <w:r>
-        <w:t xml:space="preserve">}}</w:t>
+        <w:t xml:space="preserve">d}</w:t>
       </w:r>
     </w:p>
     <w:sectPr>
